--- a/Cover_Letters/Shinoy_Workwize_QA_Engineer_Cover_Letter.docx
+++ b/Cover_Letters/Shinoy_Workwize_QA_Engineer_Cover_Letter.docx
@@ -35,12 +35,12 @@
     </w:p>
     <w:p>
       <w:r>
-        <w:t>I saw that you are looking for a QA Engineer to help maintain and scale your testing infrastructure for the Workwize platform. In my previous work, I have built automation frameworks from scratch using Playwright and TypeScript, and I have experience writing API test suites and setting up CI/CD pipelines. I also use tools like Gemini Code Assist to speed up test generation, which helps me deliver feedback faster to developers.</w:t>
+        <w:t>I have over 8 years of experience as a QA engineer, building automation frameworks with TypeScript Playwright and Java Selenium. Your focus on writing automated end-to-end tests for Laravel and React applications fits well with my background in migrating and scaling test suites. I also have solid experience with API testing and CI/CD pipelines using tools like Postman and Jenkins.</w:t>
       </w:r>
     </w:p>
     <w:p>
       <w:r>
-        <w:t>I would love to bring my background in test automation and my focus on shift-left testing to help you ensure high quality across your Laravel and React applications.</w:t>
+        <w:t>I would love to help Workwize maintain high reliability as you scale your global hardware platform.</w:t>
       </w:r>
     </w:p>
     <w:p>

--- a/Cover_Letters/Shinoy_Workwize_QA_Engineer_Cover_Letter.docx
+++ b/Cover_Letters/Shinoy_Workwize_QA_Engineer_Cover_Letter.docx
@@ -14,7 +14,7 @@
     </w:p>
     <w:p>
       <w:r>
-        <w:t>August 24, 2026</w:t>
+        <w:t>August 25, 2026</w:t>
       </w:r>
     </w:p>
     <w:p>
@@ -35,12 +35,12 @@
     </w:p>
     <w:p>
       <w:r>
-        <w:t>I have over 8 years of experience as a QA engineer, building automation frameworks with TypeScript Playwright and Java Selenium. Your focus on writing automated end-to-end tests for Laravel and React applications fits well with my background in migrating and scaling test suites. I also have solid experience with API testing and CI/CD pipelines using tools like Postman and Jenkins.</w:t>
+        <w:t>I saw your opening for a QA Engineer and felt it was a great match for my background. Over the past eight years, I've built automation frameworks using tools like Playwright and TypeScript, and I have plenty of experience writing API tests and working closely with developers to catch issues early in the development cycle.</w:t>
       </w:r>
     </w:p>
     <w:p>
       <w:r>
-        <w:t>I would love to help Workwize maintain high reliability as you scale your global hardware platform.</w:t>
+        <w:t>I like what Workwize is doing to simplify hardware deployment for remote teams, and I would love to help you maintain high quality standards as the platform grows.</w:t>
       </w:r>
     </w:p>
     <w:p>

--- a/Cover_Letters/Shinoy_Workwize_QA_Engineer_Cover_Letter.docx
+++ b/Cover_Letters/Shinoy_Workwize_QA_Engineer_Cover_Letter.docx
@@ -14,7 +14,7 @@
     </w:p>
     <w:p>
       <w:r>
-        <w:t>August 25, 2026</w:t>
+        <w:t>September 14, 2026</w:t>
       </w:r>
     </w:p>
     <w:p>
@@ -35,12 +35,12 @@
     </w:p>
     <w:p>
       <w:r>
-        <w:t>I saw your opening for a QA Engineer and felt it was a great match for my background. Over the past eight years, I've built automation frameworks using tools like Playwright and TypeScript, and I have plenty of experience writing API tests and working closely with developers to catch issues early in the development cycle.</w:t>
+        <w:t>I saw your opening for a QA Engineer and felt my background matched well with what you need. In my recent work at Tata Consultancy Services, I migrated automation frameworks to Playwright TypeScript and built end-to-end test suites for financial applications. I also use tools like Gemini Code Assist to streamline test script generation, which helps speed up our release cycles.</w:t>
       </w:r>
     </w:p>
     <w:p>
       <w:r>
-        <w:t>I like what Workwize is doing to simplify hardware deployment for remote teams, and I would love to help you maintain high quality standards as the platform grows.</w:t>
+        <w:t>Your focus on building a shift-left testing culture and improving the quality of your platform matches my own approach to software testing. I have experience working directly with developers to catch edge cases early and maintain reliable API and UI tests.</w:t>
       </w:r>
     </w:p>
     <w:p>

--- a/Cover_Letters/Shinoy_Workwize_QA_Engineer_Cover_Letter.docx
+++ b/Cover_Letters/Shinoy_Workwize_QA_Engineer_Cover_Letter.docx
@@ -14,7 +14,7 @@
     </w:p>
     <w:p>
       <w:r>
-        <w:t>September 14, 2026</w:t>
+        <w:t>September 15, 2026</w:t>
       </w:r>
     </w:p>
     <w:p>
@@ -35,12 +35,7 @@
     </w:p>
     <w:p>
       <w:r>
-        <w:t>I saw your opening for a QA Engineer and felt my background matched well with what you need. In my recent work at Tata Consultancy Services, I migrated automation frameworks to Playwright TypeScript and built end-to-end test suites for financial applications. I also use tools like Gemini Code Assist to streamline test script generation, which helps speed up our release cycles.</w:t>
-      </w:r>
-    </w:p>
-    <w:p>
-      <w:r>
-        <w:t>Your focus on building a shift-left testing culture and improving the quality of your platform matches my own approach to software testing. I have experience working directly with developers to catch edge cases early and maintain reliable API and UI tests.</w:t>
+        <w:t>I have spent over eight years building test frameworks and working closely with developers to make sure code quality is addressed early in the development cycle. Since your team uses Playwright for automation, my background migrating frameworks to Playwright TypeScript will let me jump right in and help maintain your web applications. I also have experience using tools like Gemini Code Assist to speed up test generation and deployment scripts.</w:t>
       </w:r>
     </w:p>
     <w:p>

--- a/Cover_Letters/Shinoy_Workwize_QA_Engineer_Cover_Letter.docx
+++ b/Cover_Letters/Shinoy_Workwize_QA_Engineer_Cover_Letter.docx
@@ -14,7 +14,7 @@
     </w:p>
     <w:p>
       <w:r>
-        <w:t>September 15, 2026</w:t>
+        <w:t>October 05, 2026</w:t>
       </w:r>
     </w:p>
     <w:p>
@@ -35,7 +35,7 @@
     </w:p>
     <w:p>
       <w:r>
-        <w:t>I have spent over eight years building test frameworks and working closely with developers to make sure code quality is addressed early in the development cycle. Since your team uses Playwright for automation, my background migrating frameworks to Playwright TypeScript will let me jump right in and help maintain your web applications. I also have experience using tools like Gemini Code Assist to speed up test generation and deployment scripts.</w:t>
+        <w:t>Your focus on simplifying hardware deployment and managing your SaaS platform resonates with my background in testing web applications. In my recent work at Tata Consultancy Services, I migrated test frameworks to Playwright and integrated API validation into automated pipelines. I have also used tools like Gemini Code Assist to speed up test script generation, which fits well with your need to maintain quality as you scale.</w:t>
       </w:r>
     </w:p>
     <w:p>

--- a/Cover_Letters/Shinoy_Workwize_QA_Engineer_Cover_Letter.docx
+++ b/Cover_Letters/Shinoy_Workwize_QA_Engineer_Cover_Letter.docx
@@ -14,7 +14,7 @@
     </w:p>
     <w:p>
       <w:r>
-        <w:t>October 05, 2026</w:t>
+        <w:t>October 27, 2026</w:t>
       </w:r>
     </w:p>
     <w:p>
@@ -35,7 +35,7 @@
     </w:p>
     <w:p>
       <w:r>
-        <w:t>Your focus on simplifying hardware deployment and managing your SaaS platform resonates with my background in testing web applications. In my recent work at Tata Consultancy Services, I migrated test frameworks to Playwright and integrated API validation into automated pipelines. I have also used tools like Gemini Code Assist to speed up test script generation, which fits well with your need to maintain quality as you scale.</w:t>
+        <w:t>I have spent over eight years working on test automation and quality assurance for financial applications. In my recent work, I built end-to-end tests using Playwright and TypeScript, and I also used Gemini Code Assist to streamline test generation. I am comfortable working closely with developers to find edge cases early in the development cycle, which fits well with the shift-left approach at Workwize.</w:t>
       </w:r>
     </w:p>
     <w:p>
